--- a/lessons/12/TestAndDeploy.docx
+++ b/lessons/12/TestAndDeploy.docx
@@ -1,6 +1,6 @@
 
 <file path=word/document.xml><?xml version="1.0" encoding="utf-8"?>
-<w:document xmlns:wpc="http://schemas.microsoft.com/office/word/2010/wordprocessingCanvas" xmlns:cx="http://schemas.microsoft.com/office/drawing/2014/chartex" xmlns:cx1="http://schemas.microsoft.com/office/drawing/2015/9/8/chartex" xmlns:cx2="http://schemas.microsoft.com/office/drawing/2015/10/21/chartex" xmlns:cx3="http://schemas.microsoft.com/office/drawing/2016/5/9/chartex" xmlns:cx4="http://schemas.microsoft.com/office/drawing/2016/5/10/chartex" xmlns:cx5="http://schemas.microsoft.com/office/drawing/2016/5/11/chartex" xmlns:cx6="http://schemas.microsoft.com/office/drawing/2016/5/12/chartex" xmlns:cx7="http://schemas.microsoft.com/office/drawing/2016/5/13/chartex" xmlns:cx8="http://schemas.microsoft.com/office/drawing/2016/5/14/chartex" xmlns:mc="http://schemas.openxmlformats.org/markup-compatibility/2006" xmlns:aink="http://schemas.microsoft.com/office/drawing/2016/ink" xmlns:am3d="http://schemas.microsoft.com/office/drawing/2017/model3d" xmlns:o="urn:schemas-microsoft-com:office:office" xmlns:r="http://schemas.openxmlformats.org/officeDocument/2006/relationships" xmlns:m="http://schemas.openxmlformats.org/officeDocument/2006/math" xmlns:v="urn:schemas-microsoft-com:vml" xmlns:wp14="http://schemas.microsoft.com/office/word/2010/wordprocessingDrawing" xmlns:wp="http://schemas.openxmlformats.org/drawingml/2006/wordprocessingDrawing" xmlns:w10="urn:schemas-microsoft-com:office:word" xmlns:w="http://schemas.openxmlformats.org/wordprocessingml/2006/main" xmlns:w14="http://schemas.microsoft.com/office/word/2010/wordml" xmlns:w15="http://schemas.microsoft.com/office/word/2012/wordml" xmlns:w16cex="http://schemas.microsoft.com/office/word/2018/wordml/cex" xmlns:w16cid="http://schemas.microsoft.com/office/word/2016/wordml/cid" xmlns:w16="http://schemas.microsoft.com/office/word/2018/wordml" xmlns:w16se="http://schemas.microsoft.com/office/word/2015/wordml/symex" xmlns:wpg="http://schemas.microsoft.com/office/word/2010/wordprocessingGroup" xmlns:wpi="http://schemas.microsoft.com/office/word/2010/wordprocessingInk" xmlns:wne="http://schemas.microsoft.com/office/word/2006/wordml" xmlns:wps="http://schemas.microsoft.com/office/word/2010/wordprocessingShape" mc:Ignorable="w14 w15 w16se w16cid w16 w16cex wp14">
+<w:document xmlns:wpc="http://schemas.microsoft.com/office/word/2010/wordprocessingCanvas" xmlns:cx="http://schemas.microsoft.com/office/drawing/2014/chartex" xmlns:cx1="http://schemas.microsoft.com/office/drawing/2015/9/8/chartex" xmlns:cx2="http://schemas.microsoft.com/office/drawing/2015/10/21/chartex" xmlns:cx3="http://schemas.microsoft.com/office/drawing/2016/5/9/chartex" xmlns:cx4="http://schemas.microsoft.com/office/drawing/2016/5/10/chartex" xmlns:cx5="http://schemas.microsoft.com/office/drawing/2016/5/11/chartex" xmlns:cx6="http://schemas.microsoft.com/office/drawing/2016/5/12/chartex" xmlns:cx7="http://schemas.microsoft.com/office/drawing/2016/5/13/chartex" xmlns:cx8="http://schemas.microsoft.com/office/drawing/2016/5/14/chartex" xmlns:mc="http://schemas.openxmlformats.org/markup-compatibility/2006" xmlns:aink="http://schemas.microsoft.com/office/drawing/2016/ink" xmlns:am3d="http://schemas.microsoft.com/office/drawing/2017/model3d" xmlns:o="urn:schemas-microsoft-com:office:office" xmlns:oel="http://schemas.microsoft.com/office/2019/extlst" xmlns:r="http://schemas.openxmlformats.org/officeDocument/2006/relationships" xmlns:m="http://schemas.openxmlformats.org/officeDocument/2006/math" xmlns:v="urn:schemas-microsoft-com:vml" xmlns:wp14="http://schemas.microsoft.com/office/word/2010/wordprocessingDrawing" xmlns:wp="http://schemas.openxmlformats.org/drawingml/2006/wordprocessingDrawing" xmlns:w10="urn:schemas-microsoft-com:office:word" xmlns:w="http://schemas.openxmlformats.org/wordprocessingml/2006/main" xmlns:w14="http://schemas.microsoft.com/office/word/2010/wordml" xmlns:w15="http://schemas.microsoft.com/office/word/2012/wordml" xmlns:w16cex="http://schemas.microsoft.com/office/word/2018/wordml/cex" xmlns:w16cid="http://schemas.microsoft.com/office/word/2016/wordml/cid" xmlns:w16="http://schemas.microsoft.com/office/word/2018/wordml" xmlns:w16du="http://schemas.microsoft.com/office/word/2023/wordml/word16du" xmlns:w16sdtdh="http://schemas.microsoft.com/office/word/2020/wordml/sdtdatahash" xmlns:w16sdtfl="http://schemas.microsoft.com/office/word/2024/wordml/sdtformatlock" xmlns:w16se="http://schemas.microsoft.com/office/word/2015/wordml/symex" xmlns:wpg="http://schemas.microsoft.com/office/word/2010/wordprocessingGroup" xmlns:wpi="http://schemas.microsoft.com/office/word/2010/wordprocessingInk" xmlns:wne="http://schemas.microsoft.com/office/word/2006/wordml" xmlns:wps="http://schemas.microsoft.com/office/word/2010/wordprocessingShape" mc:Ignorable="w14 w15 w16se w16cid w16 w16cex w16sdtdh w16sdtfl w16du wp14">
   <w:body>
     <w:p>
       <w:pPr>
@@ -70,8 +70,9 @@
           <w:sz w:val="24"/>
           <w:szCs w:val="24"/>
         </w:rPr>
-        <w:t xml:space="preserve">With the piRover now built, many would </w:t>
-      </w:r>
+        <w:t xml:space="preserve">With the piRover now built, </w:t>
+      </w:r>
+      <w:proofErr w:type="gramStart"/>
       <w:r>
         <w:rPr>
           <w:rFonts w:eastAsiaTheme="minorHAnsi" w:cs="Calibri"/>
@@ -80,8 +81,9 @@
           <w:sz w:val="24"/>
           <w:szCs w:val="24"/>
         </w:rPr>
-        <w:t xml:space="preserve">hit the power switch and see what happens. </w:t>
-      </w:r>
+        <w:t>many</w:t>
+      </w:r>
+      <w:proofErr w:type="gramEnd"/>
       <w:r>
         <w:rPr>
           <w:rFonts w:eastAsiaTheme="minorHAnsi" w:cs="Calibri"/>
@@ -90,7 +92,7 @@
           <w:sz w:val="24"/>
           <w:szCs w:val="24"/>
         </w:rPr>
-        <w:t xml:space="preserve">Imagine if your rover was a full-sized autonomous vehicle. This could have </w:t>
+        <w:t xml:space="preserve"> would </w:t>
       </w:r>
       <w:r>
         <w:rPr>
@@ -100,7 +102,7 @@
           <w:sz w:val="24"/>
           <w:szCs w:val="24"/>
         </w:rPr>
-        <w:t xml:space="preserve">catastrophic results. </w:t>
+        <w:t xml:space="preserve">hit the power switch and see what happens. </w:t>
       </w:r>
       <w:r>
         <w:rPr>
@@ -110,7 +112,49 @@
           <w:sz w:val="24"/>
           <w:szCs w:val="24"/>
         </w:rPr>
-        <w:t xml:space="preserve">In this class, we’ll work through a more purposeful </w:t>
+        <w:t xml:space="preserve">Imagine if your rover was a full-sized autonomous vehicle. This could have </w:t>
+      </w:r>
+      <w:r>
+        <w:rPr>
+          <w:rFonts w:eastAsiaTheme="minorHAnsi" w:cs="Calibri"/>
+          <w:b w:val="0"/>
+          <w:color w:val="auto"/>
+          <w:sz w:val="24"/>
+          <w:szCs w:val="24"/>
+        </w:rPr>
+        <w:t xml:space="preserve">catastrophic results. </w:t>
+      </w:r>
+      <w:r>
+        <w:rPr>
+          <w:rFonts w:eastAsiaTheme="minorHAnsi" w:cs="Calibri"/>
+          <w:b w:val="0"/>
+          <w:color w:val="auto"/>
+          <w:sz w:val="24"/>
+          <w:szCs w:val="24"/>
+        </w:rPr>
+        <w:t xml:space="preserve">In this class, </w:t>
+      </w:r>
+      <w:proofErr w:type="gramStart"/>
+      <w:r>
+        <w:rPr>
+          <w:rFonts w:eastAsiaTheme="minorHAnsi" w:cs="Calibri"/>
+          <w:b w:val="0"/>
+          <w:color w:val="auto"/>
+          <w:sz w:val="24"/>
+          <w:szCs w:val="24"/>
+        </w:rPr>
+        <w:t>we’ll</w:t>
+      </w:r>
+      <w:proofErr w:type="gramEnd"/>
+      <w:r>
+        <w:rPr>
+          <w:rFonts w:eastAsiaTheme="minorHAnsi" w:cs="Calibri"/>
+          <w:b w:val="0"/>
+          <w:color w:val="auto"/>
+          <w:sz w:val="24"/>
+          <w:szCs w:val="24"/>
+        </w:rPr>
+        <w:t xml:space="preserve"> work through a more purposeful </w:t>
       </w:r>
       <w:r>
         <w:rPr>
@@ -167,7 +211,7 @@
         </w:rPr>
         <w:t xml:space="preserve">Video: </w:t>
       </w:r>
-      <w:hyperlink r:id="rId7" w:history="1">
+      <w:hyperlink r:id="rId8" w:history="1">
         <w:r>
           <w:rPr>
             <w:rStyle w:val="Hyperlink"/>
@@ -451,7 +495,15 @@
         <w:t xml:space="preserve">The first milestone shared by Matt is </w:t>
       </w:r>
       <w:r>
-        <w:t xml:space="preserve">breadboarding and testing the electronic system. </w:t>
+        <w:t xml:space="preserve">breadboarding and </w:t>
+      </w:r>
+      <w:proofErr w:type="gramStart"/>
+      <w:r>
+        <w:t>testing</w:t>
+      </w:r>
+      <w:proofErr w:type="gramEnd"/>
+      <w:r>
+        <w:t xml:space="preserve"> the electronic system. </w:t>
       </w:r>
       <w:r>
         <w:t>What does Matt mean when</w:t>
@@ -506,7 +558,13 @@
         <w:rPr>
           <w:rFonts w:cs="Calibri"/>
         </w:rPr>
-        <w:t>The second step was to build the system and install component</w:t>
+        <w:t xml:space="preserve">The second step was to build the system and install </w:t>
+      </w:r>
+      <w:r>
+        <w:rPr>
+          <w:rFonts w:cs="Calibri"/>
+        </w:rPr>
+        <w:t>components</w:t>
       </w:r>
       <w:r>
         <w:rPr>
@@ -582,7 +640,31 @@
         <w:rPr>
           <w:rFonts w:cs="Calibri"/>
         </w:rPr>
-        <w:t xml:space="preserve">“power-up”. Identify specific tasks or procedure taken by Matt’s team during this </w:t>
+        <w:t>“power-up</w:t>
+      </w:r>
+      <w:r>
+        <w:rPr>
+          <w:rFonts w:cs="Calibri"/>
+        </w:rPr>
+        <w:t>.”</w:t>
+      </w:r>
+      <w:r>
+        <w:rPr>
+          <w:rFonts w:cs="Calibri"/>
+        </w:rPr>
+        <w:t xml:space="preserve"> Identify specific tasks or </w:t>
+      </w:r>
+      <w:r>
+        <w:rPr>
+          <w:rFonts w:cs="Calibri"/>
+        </w:rPr>
+        <w:t>procedures</w:t>
+      </w:r>
+      <w:r>
+        <w:rPr>
+          <w:rFonts w:cs="Calibri"/>
+        </w:rPr>
+        <w:t xml:space="preserve"> taken by Matt’s team during this </w:t>
       </w:r>
       <w:r>
         <w:rPr>
@@ -718,7 +800,21 @@
         <w:rPr>
           <w:rFonts w:cs="Calibri"/>
         </w:rPr>
-        <w:t xml:space="preserve"> was a full-sized autonomous vehicle</w:t>
+        <w:t xml:space="preserve"> </w:t>
+      </w:r>
+      <w:proofErr w:type="gramStart"/>
+      <w:r>
+        <w:rPr>
+          <w:rFonts w:cs="Calibri"/>
+        </w:rPr>
+        <w:t>was</w:t>
+      </w:r>
+      <w:proofErr w:type="gramEnd"/>
+      <w:r>
+        <w:rPr>
+          <w:rFonts w:cs="Calibri"/>
+        </w:rPr>
+        <w:t xml:space="preserve"> a full-sized autonomous vehicle</w:t>
       </w:r>
       <w:r>
         <w:rPr>
@@ -786,8 +882,12 @@
       </w:pPr>
     </w:p>
     <w:sectPr>
-      <w:headerReference w:type="default" r:id="rId8"/>
-      <w:footerReference w:type="default" r:id="rId9"/>
+      <w:headerReference w:type="even" r:id="rId9"/>
+      <w:headerReference w:type="default" r:id="rId10"/>
+      <w:footerReference w:type="even" r:id="rId11"/>
+      <w:footerReference w:type="default" r:id="rId12"/>
+      <w:headerReference w:type="first" r:id="rId13"/>
+      <w:footerReference w:type="first" r:id="rId14"/>
       <w:pgSz w:w="12240" w:h="15840"/>
       <w:pgMar w:top="1440" w:right="1440" w:bottom="1440" w:left="1440" w:header="720" w:footer="720" w:gutter="0"/>
       <w:cols w:space="720"/>
@@ -798,7 +898,7 @@
 </file>
 
 <file path=word/endnotes.xml><?xml version="1.0" encoding="utf-8"?>
-<w:endnotes xmlns:wpc="http://schemas.microsoft.com/office/word/2010/wordprocessingCanvas" xmlns:cx="http://schemas.microsoft.com/office/drawing/2014/chartex" xmlns:cx1="http://schemas.microsoft.com/office/drawing/2015/9/8/chartex" xmlns:cx2="http://schemas.microsoft.com/office/drawing/2015/10/21/chartex" xmlns:cx3="http://schemas.microsoft.com/office/drawing/2016/5/9/chartex" xmlns:cx4="http://schemas.microsoft.com/office/drawing/2016/5/10/chartex" xmlns:cx5="http://schemas.microsoft.com/office/drawing/2016/5/11/chartex" xmlns:cx6="http://schemas.microsoft.com/office/drawing/2016/5/12/chartex" xmlns:cx7="http://schemas.microsoft.com/office/drawing/2016/5/13/chartex" xmlns:cx8="http://schemas.microsoft.com/office/drawing/2016/5/14/chartex" xmlns:mc="http://schemas.openxmlformats.org/markup-compatibility/2006" xmlns:aink="http://schemas.microsoft.com/office/drawing/2016/ink" xmlns:am3d="http://schemas.microsoft.com/office/drawing/2017/model3d" xmlns:o="urn:schemas-microsoft-com:office:office" xmlns:r="http://schemas.openxmlformats.org/officeDocument/2006/relationships" xmlns:m="http://schemas.openxmlformats.org/officeDocument/2006/math" xmlns:v="urn:schemas-microsoft-com:vml" xmlns:wp14="http://schemas.microsoft.com/office/word/2010/wordprocessingDrawing" xmlns:wp="http://schemas.openxmlformats.org/drawingml/2006/wordprocessingDrawing" xmlns:w10="urn:schemas-microsoft-com:office:word" xmlns:w="http://schemas.openxmlformats.org/wordprocessingml/2006/main" xmlns:w14="http://schemas.microsoft.com/office/word/2010/wordml" xmlns:w15="http://schemas.microsoft.com/office/word/2012/wordml" xmlns:w16cex="http://schemas.microsoft.com/office/word/2018/wordml/cex" xmlns:w16cid="http://schemas.microsoft.com/office/word/2016/wordml/cid" xmlns:w16="http://schemas.microsoft.com/office/word/2018/wordml" xmlns:w16se="http://schemas.microsoft.com/office/word/2015/wordml/symex" xmlns:wpg="http://schemas.microsoft.com/office/word/2010/wordprocessingGroup" xmlns:wpi="http://schemas.microsoft.com/office/word/2010/wordprocessingInk" xmlns:wne="http://schemas.microsoft.com/office/word/2006/wordml" xmlns:wps="http://schemas.microsoft.com/office/word/2010/wordprocessingShape" mc:Ignorable="w14 w15 w16se w16cid w16 w16cex wp14">
+<w:endnotes xmlns:wpc="http://schemas.microsoft.com/office/word/2010/wordprocessingCanvas" xmlns:cx="http://schemas.microsoft.com/office/drawing/2014/chartex" xmlns:cx1="http://schemas.microsoft.com/office/drawing/2015/9/8/chartex" xmlns:cx2="http://schemas.microsoft.com/office/drawing/2015/10/21/chartex" xmlns:cx3="http://schemas.microsoft.com/office/drawing/2016/5/9/chartex" xmlns:cx4="http://schemas.microsoft.com/office/drawing/2016/5/10/chartex" xmlns:cx5="http://schemas.microsoft.com/office/drawing/2016/5/11/chartex" xmlns:cx6="http://schemas.microsoft.com/office/drawing/2016/5/12/chartex" xmlns:cx7="http://schemas.microsoft.com/office/drawing/2016/5/13/chartex" xmlns:cx8="http://schemas.microsoft.com/office/drawing/2016/5/14/chartex" xmlns:mc="http://schemas.openxmlformats.org/markup-compatibility/2006" xmlns:aink="http://schemas.microsoft.com/office/drawing/2016/ink" xmlns:am3d="http://schemas.microsoft.com/office/drawing/2017/model3d" xmlns:o="urn:schemas-microsoft-com:office:office" xmlns:oel="http://schemas.microsoft.com/office/2019/extlst" xmlns:r="http://schemas.openxmlformats.org/officeDocument/2006/relationships" xmlns:m="http://schemas.openxmlformats.org/officeDocument/2006/math" xmlns:v="urn:schemas-microsoft-com:vml" xmlns:wp14="http://schemas.microsoft.com/office/word/2010/wordprocessingDrawing" xmlns:wp="http://schemas.openxmlformats.org/drawingml/2006/wordprocessingDrawing" xmlns:w10="urn:schemas-microsoft-com:office:word" xmlns:w="http://schemas.openxmlformats.org/wordprocessingml/2006/main" xmlns:w14="http://schemas.microsoft.com/office/word/2010/wordml" xmlns:w15="http://schemas.microsoft.com/office/word/2012/wordml" xmlns:w16cex="http://schemas.microsoft.com/office/word/2018/wordml/cex" xmlns:w16cid="http://schemas.microsoft.com/office/word/2016/wordml/cid" xmlns:w16="http://schemas.microsoft.com/office/word/2018/wordml" xmlns:w16du="http://schemas.microsoft.com/office/word/2023/wordml/word16du" xmlns:w16sdtdh="http://schemas.microsoft.com/office/word/2020/wordml/sdtdatahash" xmlns:w16sdtfl="http://schemas.microsoft.com/office/word/2024/wordml/sdtformatlock" xmlns:w16se="http://schemas.microsoft.com/office/word/2015/wordml/symex" xmlns:wpg="http://schemas.microsoft.com/office/word/2010/wordprocessingGroup" xmlns:wpi="http://schemas.microsoft.com/office/word/2010/wordprocessingInk" xmlns:wne="http://schemas.microsoft.com/office/word/2006/wordml" xmlns:wps="http://schemas.microsoft.com/office/word/2010/wordprocessingShape" mc:Ignorable="w14 w15 w16se w16cid w16 w16cex w16sdtdh w16sdtfl w16du wp14">
   <w:endnote w:type="separator" w:id="-1">
     <w:p>
       <w:pPr>
@@ -823,7 +923,17 @@
 </file>
 
 <file path=word/footer1.xml><?xml version="1.0" encoding="utf-8"?>
-<w:ftr xmlns:wpc="http://schemas.microsoft.com/office/word/2010/wordprocessingCanvas" xmlns:cx="http://schemas.microsoft.com/office/drawing/2014/chartex" xmlns:cx1="http://schemas.microsoft.com/office/drawing/2015/9/8/chartex" xmlns:cx2="http://schemas.microsoft.com/office/drawing/2015/10/21/chartex" xmlns:cx3="http://schemas.microsoft.com/office/drawing/2016/5/9/chartex" xmlns:cx4="http://schemas.microsoft.com/office/drawing/2016/5/10/chartex" xmlns:cx5="http://schemas.microsoft.com/office/drawing/2016/5/11/chartex" xmlns:cx6="http://schemas.microsoft.com/office/drawing/2016/5/12/chartex" xmlns:cx7="http://schemas.microsoft.com/office/drawing/2016/5/13/chartex" xmlns:cx8="http://schemas.microsoft.com/office/drawing/2016/5/14/chartex" xmlns:mc="http://schemas.openxmlformats.org/markup-compatibility/2006" xmlns:aink="http://schemas.microsoft.com/office/drawing/2016/ink" xmlns:am3d="http://schemas.microsoft.com/office/drawing/2017/model3d" xmlns:o="urn:schemas-microsoft-com:office:office" xmlns:r="http://schemas.openxmlformats.org/officeDocument/2006/relationships" xmlns:m="http://schemas.openxmlformats.org/officeDocument/2006/math" xmlns:v="urn:schemas-microsoft-com:vml" xmlns:wp14="http://schemas.microsoft.com/office/word/2010/wordprocessingDrawing" xmlns:wp="http://schemas.openxmlformats.org/drawingml/2006/wordprocessingDrawing" xmlns:w10="urn:schemas-microsoft-com:office:word" xmlns:w="http://schemas.openxmlformats.org/wordprocessingml/2006/main" xmlns:w14="http://schemas.microsoft.com/office/word/2010/wordml" xmlns:w15="http://schemas.microsoft.com/office/word/2012/wordml" xmlns:w16cex="http://schemas.microsoft.com/office/word/2018/wordml/cex" xmlns:w16cid="http://schemas.microsoft.com/office/word/2016/wordml/cid" xmlns:w16="http://schemas.microsoft.com/office/word/2018/wordml" xmlns:w16se="http://schemas.microsoft.com/office/word/2015/wordml/symex" xmlns:wpg="http://schemas.microsoft.com/office/word/2010/wordprocessingGroup" xmlns:wpi="http://schemas.microsoft.com/office/word/2010/wordprocessingInk" xmlns:wne="http://schemas.microsoft.com/office/word/2006/wordml" xmlns:wps="http://schemas.microsoft.com/office/word/2010/wordprocessingShape" mc:Ignorable="w14 w15 w16se w16cid w16 w16cex wp14">
+<w:ftr xmlns:wpc="http://schemas.microsoft.com/office/word/2010/wordprocessingCanvas" xmlns:cx="http://schemas.microsoft.com/office/drawing/2014/chartex" xmlns:cx1="http://schemas.microsoft.com/office/drawing/2015/9/8/chartex" xmlns:cx2="http://schemas.microsoft.com/office/drawing/2015/10/21/chartex" xmlns:cx3="http://schemas.microsoft.com/office/drawing/2016/5/9/chartex" xmlns:cx4="http://schemas.microsoft.com/office/drawing/2016/5/10/chartex" xmlns:cx5="http://schemas.microsoft.com/office/drawing/2016/5/11/chartex" xmlns:cx6="http://schemas.microsoft.com/office/drawing/2016/5/12/chartex" xmlns:cx7="http://schemas.microsoft.com/office/drawing/2016/5/13/chartex" xmlns:cx8="http://schemas.microsoft.com/office/drawing/2016/5/14/chartex" xmlns:mc="http://schemas.openxmlformats.org/markup-compatibility/2006" xmlns:aink="http://schemas.microsoft.com/office/drawing/2016/ink" xmlns:am3d="http://schemas.microsoft.com/office/drawing/2017/model3d" xmlns:o="urn:schemas-microsoft-com:office:office" xmlns:oel="http://schemas.microsoft.com/office/2019/extlst" xmlns:r="http://schemas.openxmlformats.org/officeDocument/2006/relationships" xmlns:m="http://schemas.openxmlformats.org/officeDocument/2006/math" xmlns:v="urn:schemas-microsoft-com:vml" xmlns:wp14="http://schemas.microsoft.com/office/word/2010/wordprocessingDrawing" xmlns:wp="http://schemas.openxmlformats.org/drawingml/2006/wordprocessingDrawing" xmlns:w10="urn:schemas-microsoft-com:office:word" xmlns:w="http://schemas.openxmlformats.org/wordprocessingml/2006/main" xmlns:w14="http://schemas.microsoft.com/office/word/2010/wordml" xmlns:w15="http://schemas.microsoft.com/office/word/2012/wordml" xmlns:w16cex="http://schemas.microsoft.com/office/word/2018/wordml/cex" xmlns:w16cid="http://schemas.microsoft.com/office/word/2016/wordml/cid" xmlns:w16="http://schemas.microsoft.com/office/word/2018/wordml" xmlns:w16du="http://schemas.microsoft.com/office/word/2023/wordml/word16du" xmlns:w16sdtdh="http://schemas.microsoft.com/office/word/2020/wordml/sdtdatahash" xmlns:w16sdtfl="http://schemas.microsoft.com/office/word/2024/wordml/sdtformatlock" xmlns:w16se="http://schemas.microsoft.com/office/word/2015/wordml/symex" xmlns:wpg="http://schemas.microsoft.com/office/word/2010/wordprocessingGroup" xmlns:wpi="http://schemas.microsoft.com/office/word/2010/wordprocessingInk" xmlns:wne="http://schemas.microsoft.com/office/word/2006/wordml" xmlns:wps="http://schemas.microsoft.com/office/word/2010/wordprocessingShape" mc:Ignorable="w14 w15 w16se w16cid w16 w16cex w16sdtdh w16sdtfl w16du wp14">
+  <w:p>
+    <w:pPr>
+      <w:pStyle w:val="Footer"/>
+    </w:pPr>
+  </w:p>
+</w:ftr>
+</file>
+
+<file path=word/footer2.xml><?xml version="1.0" encoding="utf-8"?>
+<w:ftr xmlns:wpc="http://schemas.microsoft.com/office/word/2010/wordprocessingCanvas" xmlns:cx="http://schemas.microsoft.com/office/drawing/2014/chartex" xmlns:cx1="http://schemas.microsoft.com/office/drawing/2015/9/8/chartex" xmlns:cx2="http://schemas.microsoft.com/office/drawing/2015/10/21/chartex" xmlns:cx3="http://schemas.microsoft.com/office/drawing/2016/5/9/chartex" xmlns:cx4="http://schemas.microsoft.com/office/drawing/2016/5/10/chartex" xmlns:cx5="http://schemas.microsoft.com/office/drawing/2016/5/11/chartex" xmlns:cx6="http://schemas.microsoft.com/office/drawing/2016/5/12/chartex" xmlns:cx7="http://schemas.microsoft.com/office/drawing/2016/5/13/chartex" xmlns:cx8="http://schemas.microsoft.com/office/drawing/2016/5/14/chartex" xmlns:mc="http://schemas.openxmlformats.org/markup-compatibility/2006" xmlns:aink="http://schemas.microsoft.com/office/drawing/2016/ink" xmlns:am3d="http://schemas.microsoft.com/office/drawing/2017/model3d" xmlns:o="urn:schemas-microsoft-com:office:office" xmlns:oel="http://schemas.microsoft.com/office/2019/extlst" xmlns:r="http://schemas.openxmlformats.org/officeDocument/2006/relationships" xmlns:m="http://schemas.openxmlformats.org/officeDocument/2006/math" xmlns:v="urn:schemas-microsoft-com:vml" xmlns:wp14="http://schemas.microsoft.com/office/word/2010/wordprocessingDrawing" xmlns:wp="http://schemas.openxmlformats.org/drawingml/2006/wordprocessingDrawing" xmlns:w10="urn:schemas-microsoft-com:office:word" xmlns:w="http://schemas.openxmlformats.org/wordprocessingml/2006/main" xmlns:w14="http://schemas.microsoft.com/office/word/2010/wordml" xmlns:w15="http://schemas.microsoft.com/office/word/2012/wordml" xmlns:w16cex="http://schemas.microsoft.com/office/word/2018/wordml/cex" xmlns:w16cid="http://schemas.microsoft.com/office/word/2016/wordml/cid" xmlns:w16="http://schemas.microsoft.com/office/word/2018/wordml" xmlns:w16du="http://schemas.microsoft.com/office/word/2023/wordml/word16du" xmlns:w16sdtdh="http://schemas.microsoft.com/office/word/2020/wordml/sdtdatahash" xmlns:w16sdtfl="http://schemas.microsoft.com/office/word/2024/wordml/sdtformatlock" xmlns:w16se="http://schemas.microsoft.com/office/word/2015/wordml/symex" xmlns:wpg="http://schemas.microsoft.com/office/word/2010/wordprocessingGroup" xmlns:wpi="http://schemas.microsoft.com/office/word/2010/wordprocessingInk" xmlns:wne="http://schemas.microsoft.com/office/word/2006/wordml" xmlns:wps="http://schemas.microsoft.com/office/word/2010/wordprocessingShape" mc:Ignorable="w14 w15 w16se w16cid w16 w16cex w16sdtdh w16sdtfl w16du wp14">
   <w:sdt>
     <w:sdtPr>
       <w:id w:val="973801655"/>
@@ -885,14 +995,48 @@
         <w:sz w:val="18"/>
         <w:szCs w:val="18"/>
       </w:rPr>
-      <w:t>© 2020, Keith E. Kelly. All rights reserved.</w:t>
+      <w:t xml:space="preserve">© </w:t>
+    </w:r>
+    <w:r>
+      <w:rPr>
+        <w:rStyle w:val="SubtleEmphasis"/>
+        <w:sz w:val="18"/>
+        <w:szCs w:val="18"/>
+      </w:rPr>
+      <w:t>202</w:t>
+    </w:r>
+    <w:r>
+      <w:rPr>
+        <w:rStyle w:val="SubtleEmphasis"/>
+        <w:sz w:val="18"/>
+        <w:szCs w:val="18"/>
+      </w:rPr>
+      <w:t>5</w:t>
+    </w:r>
+    <w:r>
+      <w:rPr>
+        <w:rStyle w:val="SubtleEmphasis"/>
+        <w:sz w:val="18"/>
+        <w:szCs w:val="18"/>
+      </w:rPr>
+      <w:t>, Keith E. Kelly. All rights reserved.</w:t>
     </w:r>
   </w:p>
 </w:ftr>
 </file>
 
+<file path=word/footer3.xml><?xml version="1.0" encoding="utf-8"?>
+<w:ftr xmlns:wpc="http://schemas.microsoft.com/office/word/2010/wordprocessingCanvas" xmlns:cx="http://schemas.microsoft.com/office/drawing/2014/chartex" xmlns:cx1="http://schemas.microsoft.com/office/drawing/2015/9/8/chartex" xmlns:cx2="http://schemas.microsoft.com/office/drawing/2015/10/21/chartex" xmlns:cx3="http://schemas.microsoft.com/office/drawing/2016/5/9/chartex" xmlns:cx4="http://schemas.microsoft.com/office/drawing/2016/5/10/chartex" xmlns:cx5="http://schemas.microsoft.com/office/drawing/2016/5/11/chartex" xmlns:cx6="http://schemas.microsoft.com/office/drawing/2016/5/12/chartex" xmlns:cx7="http://schemas.microsoft.com/office/drawing/2016/5/13/chartex" xmlns:cx8="http://schemas.microsoft.com/office/drawing/2016/5/14/chartex" xmlns:mc="http://schemas.openxmlformats.org/markup-compatibility/2006" xmlns:aink="http://schemas.microsoft.com/office/drawing/2016/ink" xmlns:am3d="http://schemas.microsoft.com/office/drawing/2017/model3d" xmlns:o="urn:schemas-microsoft-com:office:office" xmlns:oel="http://schemas.microsoft.com/office/2019/extlst" xmlns:r="http://schemas.openxmlformats.org/officeDocument/2006/relationships" xmlns:m="http://schemas.openxmlformats.org/officeDocument/2006/math" xmlns:v="urn:schemas-microsoft-com:vml" xmlns:wp14="http://schemas.microsoft.com/office/word/2010/wordprocessingDrawing" xmlns:wp="http://schemas.openxmlformats.org/drawingml/2006/wordprocessingDrawing" xmlns:w10="urn:schemas-microsoft-com:office:word" xmlns:w="http://schemas.openxmlformats.org/wordprocessingml/2006/main" xmlns:w14="http://schemas.microsoft.com/office/word/2010/wordml" xmlns:w15="http://schemas.microsoft.com/office/word/2012/wordml" xmlns:w16cex="http://schemas.microsoft.com/office/word/2018/wordml/cex" xmlns:w16cid="http://schemas.microsoft.com/office/word/2016/wordml/cid" xmlns:w16="http://schemas.microsoft.com/office/word/2018/wordml" xmlns:w16du="http://schemas.microsoft.com/office/word/2023/wordml/word16du" xmlns:w16sdtdh="http://schemas.microsoft.com/office/word/2020/wordml/sdtdatahash" xmlns:w16sdtfl="http://schemas.microsoft.com/office/word/2024/wordml/sdtformatlock" xmlns:w16se="http://schemas.microsoft.com/office/word/2015/wordml/symex" xmlns:wpg="http://schemas.microsoft.com/office/word/2010/wordprocessingGroup" xmlns:wpi="http://schemas.microsoft.com/office/word/2010/wordprocessingInk" xmlns:wne="http://schemas.microsoft.com/office/word/2006/wordml" xmlns:wps="http://schemas.microsoft.com/office/word/2010/wordprocessingShape" mc:Ignorable="w14 w15 w16se w16cid w16 w16cex w16sdtdh w16sdtfl w16du wp14">
+  <w:p>
+    <w:pPr>
+      <w:pStyle w:val="Footer"/>
+    </w:pPr>
+  </w:p>
+</w:ftr>
+</file>
+
 <file path=word/footnotes.xml><?xml version="1.0" encoding="utf-8"?>
-<w:footnotes xmlns:wpc="http://schemas.microsoft.com/office/word/2010/wordprocessingCanvas" xmlns:cx="http://schemas.microsoft.com/office/drawing/2014/chartex" xmlns:cx1="http://schemas.microsoft.com/office/drawing/2015/9/8/chartex" xmlns:cx2="http://schemas.microsoft.com/office/drawing/2015/10/21/chartex" xmlns:cx3="http://schemas.microsoft.com/office/drawing/2016/5/9/chartex" xmlns:cx4="http://schemas.microsoft.com/office/drawing/2016/5/10/chartex" xmlns:cx5="http://schemas.microsoft.com/office/drawing/2016/5/11/chartex" xmlns:cx6="http://schemas.microsoft.com/office/drawing/2016/5/12/chartex" xmlns:cx7="http://schemas.microsoft.com/office/drawing/2016/5/13/chartex" xmlns:cx8="http://schemas.microsoft.com/office/drawing/2016/5/14/chartex" xmlns:mc="http://schemas.openxmlformats.org/markup-compatibility/2006" xmlns:aink="http://schemas.microsoft.com/office/drawing/2016/ink" xmlns:am3d="http://schemas.microsoft.com/office/drawing/2017/model3d" xmlns:o="urn:schemas-microsoft-com:office:office" xmlns:r="http://schemas.openxmlformats.org/officeDocument/2006/relationships" xmlns:m="http://schemas.openxmlformats.org/officeDocument/2006/math" xmlns:v="urn:schemas-microsoft-com:vml" xmlns:wp14="http://schemas.microsoft.com/office/word/2010/wordprocessingDrawing" xmlns:wp="http://schemas.openxmlformats.org/drawingml/2006/wordprocessingDrawing" xmlns:w10="urn:schemas-microsoft-com:office:word" xmlns:w="http://schemas.openxmlformats.org/wordprocessingml/2006/main" xmlns:w14="http://schemas.microsoft.com/office/word/2010/wordml" xmlns:w15="http://schemas.microsoft.com/office/word/2012/wordml" xmlns:w16cex="http://schemas.microsoft.com/office/word/2018/wordml/cex" xmlns:w16cid="http://schemas.microsoft.com/office/word/2016/wordml/cid" xmlns:w16="http://schemas.microsoft.com/office/word/2018/wordml" xmlns:w16se="http://schemas.microsoft.com/office/word/2015/wordml/symex" xmlns:wpg="http://schemas.microsoft.com/office/word/2010/wordprocessingGroup" xmlns:wpi="http://schemas.microsoft.com/office/word/2010/wordprocessingInk" xmlns:wne="http://schemas.microsoft.com/office/word/2006/wordml" xmlns:wps="http://schemas.microsoft.com/office/word/2010/wordprocessingShape" mc:Ignorable="w14 w15 w16se w16cid w16 w16cex wp14">
+<w:footnotes xmlns:wpc="http://schemas.microsoft.com/office/word/2010/wordprocessingCanvas" xmlns:cx="http://schemas.microsoft.com/office/drawing/2014/chartex" xmlns:cx1="http://schemas.microsoft.com/office/drawing/2015/9/8/chartex" xmlns:cx2="http://schemas.microsoft.com/office/drawing/2015/10/21/chartex" xmlns:cx3="http://schemas.microsoft.com/office/drawing/2016/5/9/chartex" xmlns:cx4="http://schemas.microsoft.com/office/drawing/2016/5/10/chartex" xmlns:cx5="http://schemas.microsoft.com/office/drawing/2016/5/11/chartex" xmlns:cx6="http://schemas.microsoft.com/office/drawing/2016/5/12/chartex" xmlns:cx7="http://schemas.microsoft.com/office/drawing/2016/5/13/chartex" xmlns:cx8="http://schemas.microsoft.com/office/drawing/2016/5/14/chartex" xmlns:mc="http://schemas.openxmlformats.org/markup-compatibility/2006" xmlns:aink="http://schemas.microsoft.com/office/drawing/2016/ink" xmlns:am3d="http://schemas.microsoft.com/office/drawing/2017/model3d" xmlns:o="urn:schemas-microsoft-com:office:office" xmlns:oel="http://schemas.microsoft.com/office/2019/extlst" xmlns:r="http://schemas.openxmlformats.org/officeDocument/2006/relationships" xmlns:m="http://schemas.openxmlformats.org/officeDocument/2006/math" xmlns:v="urn:schemas-microsoft-com:vml" xmlns:wp14="http://schemas.microsoft.com/office/word/2010/wordprocessingDrawing" xmlns:wp="http://schemas.openxmlformats.org/drawingml/2006/wordprocessingDrawing" xmlns:w10="urn:schemas-microsoft-com:office:word" xmlns:w="http://schemas.openxmlformats.org/wordprocessingml/2006/main" xmlns:w14="http://schemas.microsoft.com/office/word/2010/wordml" xmlns:w15="http://schemas.microsoft.com/office/word/2012/wordml" xmlns:w16cex="http://schemas.microsoft.com/office/word/2018/wordml/cex" xmlns:w16cid="http://schemas.microsoft.com/office/word/2016/wordml/cid" xmlns:w16="http://schemas.microsoft.com/office/word/2018/wordml" xmlns:w16du="http://schemas.microsoft.com/office/word/2023/wordml/word16du" xmlns:w16sdtdh="http://schemas.microsoft.com/office/word/2020/wordml/sdtdatahash" xmlns:w16sdtfl="http://schemas.microsoft.com/office/word/2024/wordml/sdtformatlock" xmlns:w16se="http://schemas.microsoft.com/office/word/2015/wordml/symex" xmlns:wpg="http://schemas.microsoft.com/office/word/2010/wordprocessingGroup" xmlns:wpi="http://schemas.microsoft.com/office/word/2010/wordprocessingInk" xmlns:wne="http://schemas.microsoft.com/office/word/2006/wordml" xmlns:wps="http://schemas.microsoft.com/office/word/2010/wordprocessingShape" mc:Ignorable="w14 w15 w16se w16cid w16 w16cex w16sdtdh w16sdtfl w16du wp14">
   <w:footnote w:type="separator" w:id="-1">
     <w:p>
       <w:pPr>
@@ -917,7 +1061,17 @@
 </file>
 
 <file path=word/header1.xml><?xml version="1.0" encoding="utf-8"?>
-<w:hdr xmlns:wpc="http://schemas.microsoft.com/office/word/2010/wordprocessingCanvas" xmlns:cx="http://schemas.microsoft.com/office/drawing/2014/chartex" xmlns:cx1="http://schemas.microsoft.com/office/drawing/2015/9/8/chartex" xmlns:cx2="http://schemas.microsoft.com/office/drawing/2015/10/21/chartex" xmlns:cx3="http://schemas.microsoft.com/office/drawing/2016/5/9/chartex" xmlns:cx4="http://schemas.microsoft.com/office/drawing/2016/5/10/chartex" xmlns:cx5="http://schemas.microsoft.com/office/drawing/2016/5/11/chartex" xmlns:cx6="http://schemas.microsoft.com/office/drawing/2016/5/12/chartex" xmlns:cx7="http://schemas.microsoft.com/office/drawing/2016/5/13/chartex" xmlns:cx8="http://schemas.microsoft.com/office/drawing/2016/5/14/chartex" xmlns:mc="http://schemas.openxmlformats.org/markup-compatibility/2006" xmlns:aink="http://schemas.microsoft.com/office/drawing/2016/ink" xmlns:am3d="http://schemas.microsoft.com/office/drawing/2017/model3d" xmlns:o="urn:schemas-microsoft-com:office:office" xmlns:r="http://schemas.openxmlformats.org/officeDocument/2006/relationships" xmlns:m="http://schemas.openxmlformats.org/officeDocument/2006/math" xmlns:v="urn:schemas-microsoft-com:vml" xmlns:wp14="http://schemas.microsoft.com/office/word/2010/wordprocessingDrawing" xmlns:wp="http://schemas.openxmlformats.org/drawingml/2006/wordprocessingDrawing" xmlns:w10="urn:schemas-microsoft-com:office:word" xmlns:w="http://schemas.openxmlformats.org/wordprocessingml/2006/main" xmlns:w14="http://schemas.microsoft.com/office/word/2010/wordml" xmlns:w15="http://schemas.microsoft.com/office/word/2012/wordml" xmlns:w16cex="http://schemas.microsoft.com/office/word/2018/wordml/cex" xmlns:w16cid="http://schemas.microsoft.com/office/word/2016/wordml/cid" xmlns:w16="http://schemas.microsoft.com/office/word/2018/wordml" xmlns:w16se="http://schemas.microsoft.com/office/word/2015/wordml/symex" xmlns:wpg="http://schemas.microsoft.com/office/word/2010/wordprocessingGroup" xmlns:wpi="http://schemas.microsoft.com/office/word/2010/wordprocessingInk" xmlns:wne="http://schemas.microsoft.com/office/word/2006/wordml" xmlns:wps="http://schemas.microsoft.com/office/word/2010/wordprocessingShape" mc:Ignorable="w14 w15 w16se w16cid w16 w16cex wp14">
+<w:hdr xmlns:wpc="http://schemas.microsoft.com/office/word/2010/wordprocessingCanvas" xmlns:cx="http://schemas.microsoft.com/office/drawing/2014/chartex" xmlns:cx1="http://schemas.microsoft.com/office/drawing/2015/9/8/chartex" xmlns:cx2="http://schemas.microsoft.com/office/drawing/2015/10/21/chartex" xmlns:cx3="http://schemas.microsoft.com/office/drawing/2016/5/9/chartex" xmlns:cx4="http://schemas.microsoft.com/office/drawing/2016/5/10/chartex" xmlns:cx5="http://schemas.microsoft.com/office/drawing/2016/5/11/chartex" xmlns:cx6="http://schemas.microsoft.com/office/drawing/2016/5/12/chartex" xmlns:cx7="http://schemas.microsoft.com/office/drawing/2016/5/13/chartex" xmlns:cx8="http://schemas.microsoft.com/office/drawing/2016/5/14/chartex" xmlns:mc="http://schemas.openxmlformats.org/markup-compatibility/2006" xmlns:aink="http://schemas.microsoft.com/office/drawing/2016/ink" xmlns:am3d="http://schemas.microsoft.com/office/drawing/2017/model3d" xmlns:o="urn:schemas-microsoft-com:office:office" xmlns:oel="http://schemas.microsoft.com/office/2019/extlst" xmlns:r="http://schemas.openxmlformats.org/officeDocument/2006/relationships" xmlns:m="http://schemas.openxmlformats.org/officeDocument/2006/math" xmlns:v="urn:schemas-microsoft-com:vml" xmlns:wp14="http://schemas.microsoft.com/office/word/2010/wordprocessingDrawing" xmlns:wp="http://schemas.openxmlformats.org/drawingml/2006/wordprocessingDrawing" xmlns:w10="urn:schemas-microsoft-com:office:word" xmlns:w="http://schemas.openxmlformats.org/wordprocessingml/2006/main" xmlns:w14="http://schemas.microsoft.com/office/word/2010/wordml" xmlns:w15="http://schemas.microsoft.com/office/word/2012/wordml" xmlns:w16cex="http://schemas.microsoft.com/office/word/2018/wordml/cex" xmlns:w16cid="http://schemas.microsoft.com/office/word/2016/wordml/cid" xmlns:w16="http://schemas.microsoft.com/office/word/2018/wordml" xmlns:w16du="http://schemas.microsoft.com/office/word/2023/wordml/word16du" xmlns:w16sdtdh="http://schemas.microsoft.com/office/word/2020/wordml/sdtdatahash" xmlns:w16sdtfl="http://schemas.microsoft.com/office/word/2024/wordml/sdtformatlock" xmlns:w16se="http://schemas.microsoft.com/office/word/2015/wordml/symex" xmlns:wpg="http://schemas.microsoft.com/office/word/2010/wordprocessingGroup" xmlns:wpi="http://schemas.microsoft.com/office/word/2010/wordprocessingInk" xmlns:wne="http://schemas.microsoft.com/office/word/2006/wordml" xmlns:wps="http://schemas.microsoft.com/office/word/2010/wordprocessingShape" mc:Ignorable="w14 w15 w16se w16cid w16 w16cex w16sdtdh w16sdtfl w16du wp14">
+  <w:p>
+    <w:pPr>
+      <w:pStyle w:val="Header"/>
+    </w:pPr>
+  </w:p>
+</w:hdr>
+</file>
+
+<file path=word/header2.xml><?xml version="1.0" encoding="utf-8"?>
+<w:hdr xmlns:wpc="http://schemas.microsoft.com/office/word/2010/wordprocessingCanvas" xmlns:cx="http://schemas.microsoft.com/office/drawing/2014/chartex" xmlns:cx1="http://schemas.microsoft.com/office/drawing/2015/9/8/chartex" xmlns:cx2="http://schemas.microsoft.com/office/drawing/2015/10/21/chartex" xmlns:cx3="http://schemas.microsoft.com/office/drawing/2016/5/9/chartex" xmlns:cx4="http://schemas.microsoft.com/office/drawing/2016/5/10/chartex" xmlns:cx5="http://schemas.microsoft.com/office/drawing/2016/5/11/chartex" xmlns:cx6="http://schemas.microsoft.com/office/drawing/2016/5/12/chartex" xmlns:cx7="http://schemas.microsoft.com/office/drawing/2016/5/13/chartex" xmlns:cx8="http://schemas.microsoft.com/office/drawing/2016/5/14/chartex" xmlns:mc="http://schemas.openxmlformats.org/markup-compatibility/2006" xmlns:aink="http://schemas.microsoft.com/office/drawing/2016/ink" xmlns:am3d="http://schemas.microsoft.com/office/drawing/2017/model3d" xmlns:o="urn:schemas-microsoft-com:office:office" xmlns:oel="http://schemas.microsoft.com/office/2019/extlst" xmlns:r="http://schemas.openxmlformats.org/officeDocument/2006/relationships" xmlns:m="http://schemas.openxmlformats.org/officeDocument/2006/math" xmlns:v="urn:schemas-microsoft-com:vml" xmlns:wp14="http://schemas.microsoft.com/office/word/2010/wordprocessingDrawing" xmlns:wp="http://schemas.openxmlformats.org/drawingml/2006/wordprocessingDrawing" xmlns:w10="urn:schemas-microsoft-com:office:word" xmlns:w="http://schemas.openxmlformats.org/wordprocessingml/2006/main" xmlns:w14="http://schemas.microsoft.com/office/word/2010/wordml" xmlns:w15="http://schemas.microsoft.com/office/word/2012/wordml" xmlns:w16cex="http://schemas.microsoft.com/office/word/2018/wordml/cex" xmlns:w16cid="http://schemas.microsoft.com/office/word/2016/wordml/cid" xmlns:w16="http://schemas.microsoft.com/office/word/2018/wordml" xmlns:w16du="http://schemas.microsoft.com/office/word/2023/wordml/word16du" xmlns:w16sdtdh="http://schemas.microsoft.com/office/word/2020/wordml/sdtdatahash" xmlns:w16sdtfl="http://schemas.microsoft.com/office/word/2024/wordml/sdtformatlock" xmlns:w16se="http://schemas.microsoft.com/office/word/2015/wordml/symex" xmlns:wpg="http://schemas.microsoft.com/office/word/2010/wordprocessingGroup" xmlns:wpi="http://schemas.microsoft.com/office/word/2010/wordprocessingInk" xmlns:wne="http://schemas.microsoft.com/office/word/2006/wordml" xmlns:wps="http://schemas.microsoft.com/office/word/2010/wordprocessingShape" mc:Ignorable="w14 w15 w16se w16cid w16 w16cex w16sdtdh w16sdtfl w16du wp14">
   <w:p>
     <w:pPr>
       <w:pStyle w:val="Heading1"/>
@@ -936,8 +1090,18 @@
 </w:hdr>
 </file>
 
+<file path=word/header3.xml><?xml version="1.0" encoding="utf-8"?>
+<w:hdr xmlns:wpc="http://schemas.microsoft.com/office/word/2010/wordprocessingCanvas" xmlns:cx="http://schemas.microsoft.com/office/drawing/2014/chartex" xmlns:cx1="http://schemas.microsoft.com/office/drawing/2015/9/8/chartex" xmlns:cx2="http://schemas.microsoft.com/office/drawing/2015/10/21/chartex" xmlns:cx3="http://schemas.microsoft.com/office/drawing/2016/5/9/chartex" xmlns:cx4="http://schemas.microsoft.com/office/drawing/2016/5/10/chartex" xmlns:cx5="http://schemas.microsoft.com/office/drawing/2016/5/11/chartex" xmlns:cx6="http://schemas.microsoft.com/office/drawing/2016/5/12/chartex" xmlns:cx7="http://schemas.microsoft.com/office/drawing/2016/5/13/chartex" xmlns:cx8="http://schemas.microsoft.com/office/drawing/2016/5/14/chartex" xmlns:mc="http://schemas.openxmlformats.org/markup-compatibility/2006" xmlns:aink="http://schemas.microsoft.com/office/drawing/2016/ink" xmlns:am3d="http://schemas.microsoft.com/office/drawing/2017/model3d" xmlns:o="urn:schemas-microsoft-com:office:office" xmlns:oel="http://schemas.microsoft.com/office/2019/extlst" xmlns:r="http://schemas.openxmlformats.org/officeDocument/2006/relationships" xmlns:m="http://schemas.openxmlformats.org/officeDocument/2006/math" xmlns:v="urn:schemas-microsoft-com:vml" xmlns:wp14="http://schemas.microsoft.com/office/word/2010/wordprocessingDrawing" xmlns:wp="http://schemas.openxmlformats.org/drawingml/2006/wordprocessingDrawing" xmlns:w10="urn:schemas-microsoft-com:office:word" xmlns:w="http://schemas.openxmlformats.org/wordprocessingml/2006/main" xmlns:w14="http://schemas.microsoft.com/office/word/2010/wordml" xmlns:w15="http://schemas.microsoft.com/office/word/2012/wordml" xmlns:w16cex="http://schemas.microsoft.com/office/word/2018/wordml/cex" xmlns:w16cid="http://schemas.microsoft.com/office/word/2016/wordml/cid" xmlns:w16="http://schemas.microsoft.com/office/word/2018/wordml" xmlns:w16du="http://schemas.microsoft.com/office/word/2023/wordml/word16du" xmlns:w16sdtdh="http://schemas.microsoft.com/office/word/2020/wordml/sdtdatahash" xmlns:w16sdtfl="http://schemas.microsoft.com/office/word/2024/wordml/sdtformatlock" xmlns:w16se="http://schemas.microsoft.com/office/word/2015/wordml/symex" xmlns:wpg="http://schemas.microsoft.com/office/word/2010/wordprocessingGroup" xmlns:wpi="http://schemas.microsoft.com/office/word/2010/wordprocessingInk" xmlns:wne="http://schemas.microsoft.com/office/word/2006/wordml" xmlns:wps="http://schemas.microsoft.com/office/word/2010/wordprocessingShape" mc:Ignorable="w14 w15 w16se w16cid w16 w16cex w16sdtdh w16sdtfl w16du wp14">
+  <w:p>
+    <w:pPr>
+      <w:pStyle w:val="Header"/>
+    </w:pPr>
+  </w:p>
+</w:hdr>
+</file>
+
 <file path=word/numbering.xml><?xml version="1.0" encoding="utf-8"?>
-<w:numbering xmlns:wpc="http://schemas.microsoft.com/office/word/2010/wordprocessingCanvas" xmlns:cx="http://schemas.microsoft.com/office/drawing/2014/chartex" xmlns:cx1="http://schemas.microsoft.com/office/drawing/2015/9/8/chartex" xmlns:cx2="http://schemas.microsoft.com/office/drawing/2015/10/21/chartex" xmlns:cx3="http://schemas.microsoft.com/office/drawing/2016/5/9/chartex" xmlns:cx4="http://schemas.microsoft.com/office/drawing/2016/5/10/chartex" xmlns:cx5="http://schemas.microsoft.com/office/drawing/2016/5/11/chartex" xmlns:cx6="http://schemas.microsoft.com/office/drawing/2016/5/12/chartex" xmlns:cx7="http://schemas.microsoft.com/office/drawing/2016/5/13/chartex" xmlns:cx8="http://schemas.microsoft.com/office/drawing/2016/5/14/chartex" xmlns:mc="http://schemas.openxmlformats.org/markup-compatibility/2006" xmlns:aink="http://schemas.microsoft.com/office/drawing/2016/ink" xmlns:am3d="http://schemas.microsoft.com/office/drawing/2017/model3d" xmlns:o="urn:schemas-microsoft-com:office:office" xmlns:r="http://schemas.openxmlformats.org/officeDocument/2006/relationships" xmlns:m="http://schemas.openxmlformats.org/officeDocument/2006/math" xmlns:v="urn:schemas-microsoft-com:vml" xmlns:wp14="http://schemas.microsoft.com/office/word/2010/wordprocessingDrawing" xmlns:wp="http://schemas.openxmlformats.org/drawingml/2006/wordprocessingDrawing" xmlns:w10="urn:schemas-microsoft-com:office:word" xmlns:w="http://schemas.openxmlformats.org/wordprocessingml/2006/main" xmlns:w14="http://schemas.microsoft.com/office/word/2010/wordml" xmlns:w15="http://schemas.microsoft.com/office/word/2012/wordml" xmlns:w16cex="http://schemas.microsoft.com/office/word/2018/wordml/cex" xmlns:w16cid="http://schemas.microsoft.com/office/word/2016/wordml/cid" xmlns:w16="http://schemas.microsoft.com/office/word/2018/wordml" xmlns:w16se="http://schemas.microsoft.com/office/word/2015/wordml/symex" xmlns:wpg="http://schemas.microsoft.com/office/word/2010/wordprocessingGroup" xmlns:wpi="http://schemas.microsoft.com/office/word/2010/wordprocessingInk" xmlns:wne="http://schemas.microsoft.com/office/word/2006/wordml" xmlns:wps="http://schemas.microsoft.com/office/word/2010/wordprocessingShape" mc:Ignorable="w14 w15 w16se w16cid w16 w16cex wp14">
+<w:numbering xmlns:wpc="http://schemas.microsoft.com/office/word/2010/wordprocessingCanvas" xmlns:cx="http://schemas.microsoft.com/office/drawing/2014/chartex" xmlns:cx1="http://schemas.microsoft.com/office/drawing/2015/9/8/chartex" xmlns:cx2="http://schemas.microsoft.com/office/drawing/2015/10/21/chartex" xmlns:cx3="http://schemas.microsoft.com/office/drawing/2016/5/9/chartex" xmlns:cx4="http://schemas.microsoft.com/office/drawing/2016/5/10/chartex" xmlns:cx5="http://schemas.microsoft.com/office/drawing/2016/5/11/chartex" xmlns:cx6="http://schemas.microsoft.com/office/drawing/2016/5/12/chartex" xmlns:cx7="http://schemas.microsoft.com/office/drawing/2016/5/13/chartex" xmlns:cx8="http://schemas.microsoft.com/office/drawing/2016/5/14/chartex" xmlns:mc="http://schemas.openxmlformats.org/markup-compatibility/2006" xmlns:aink="http://schemas.microsoft.com/office/drawing/2016/ink" xmlns:am3d="http://schemas.microsoft.com/office/drawing/2017/model3d" xmlns:o="urn:schemas-microsoft-com:office:office" xmlns:oel="http://schemas.microsoft.com/office/2019/extlst" xmlns:r="http://schemas.openxmlformats.org/officeDocument/2006/relationships" xmlns:m="http://schemas.openxmlformats.org/officeDocument/2006/math" xmlns:v="urn:schemas-microsoft-com:vml" xmlns:wp14="http://schemas.microsoft.com/office/word/2010/wordprocessingDrawing" xmlns:wp="http://schemas.openxmlformats.org/drawingml/2006/wordprocessingDrawing" xmlns:w10="urn:schemas-microsoft-com:office:word" xmlns:w="http://schemas.openxmlformats.org/wordprocessingml/2006/main" xmlns:w14="http://schemas.microsoft.com/office/word/2010/wordml" xmlns:w15="http://schemas.microsoft.com/office/word/2012/wordml" xmlns:w16cex="http://schemas.microsoft.com/office/word/2018/wordml/cex" xmlns:w16cid="http://schemas.microsoft.com/office/word/2016/wordml/cid" xmlns:w16="http://schemas.microsoft.com/office/word/2018/wordml" xmlns:w16du="http://schemas.microsoft.com/office/word/2023/wordml/word16du" xmlns:w16sdtdh="http://schemas.microsoft.com/office/word/2020/wordml/sdtdatahash" xmlns:w16sdtfl="http://schemas.microsoft.com/office/word/2024/wordml/sdtformatlock" xmlns:w16se="http://schemas.microsoft.com/office/word/2015/wordml/symex" xmlns:wpg="http://schemas.microsoft.com/office/word/2010/wordprocessingGroup" xmlns:wpi="http://schemas.microsoft.com/office/word/2010/wordprocessingInk" xmlns:wne="http://schemas.microsoft.com/office/word/2006/wordml" xmlns:wps="http://schemas.microsoft.com/office/word/2010/wordprocessingShape" mc:Ignorable="w14 w15 w16se w16cid w16 w16cex w16sdtdh w16sdtfl w16du wp14">
   <w:abstractNum w:abstractNumId="0" w15:restartNumberingAfterBreak="0">
     <w:nsid w:val="0B9B6B9F"/>
     <w:multiLevelType w:val="hybridMultilevel"/>
@@ -2256,56 +2420,56 @@
       </w:pPr>
     </w:lvl>
   </w:abstractNum>
-  <w:num w:numId="1">
+  <w:num w:numId="1" w16cid:durableId="1047949770">
     <w:abstractNumId w:val="3"/>
   </w:num>
-  <w:num w:numId="2">
+  <w:num w:numId="2" w16cid:durableId="2077702657">
     <w:abstractNumId w:val="4"/>
   </w:num>
-  <w:num w:numId="3">
+  <w:num w:numId="3" w16cid:durableId="1266621497">
     <w:abstractNumId w:val="7"/>
   </w:num>
-  <w:num w:numId="4">
+  <w:num w:numId="4" w16cid:durableId="1883790507">
     <w:abstractNumId w:val="13"/>
   </w:num>
-  <w:num w:numId="5">
+  <w:num w:numId="5" w16cid:durableId="1801146794">
     <w:abstractNumId w:val="2"/>
   </w:num>
-  <w:num w:numId="6">
+  <w:num w:numId="6" w16cid:durableId="54665981">
     <w:abstractNumId w:val="9"/>
   </w:num>
-  <w:num w:numId="7">
+  <w:num w:numId="7" w16cid:durableId="1094281755">
     <w:abstractNumId w:val="8"/>
   </w:num>
-  <w:num w:numId="8">
+  <w:num w:numId="8" w16cid:durableId="617757785">
     <w:abstractNumId w:val="10"/>
   </w:num>
-  <w:num w:numId="9">
+  <w:num w:numId="9" w16cid:durableId="1184585904">
     <w:abstractNumId w:val="11"/>
   </w:num>
-  <w:num w:numId="10">
+  <w:num w:numId="10" w16cid:durableId="696002131">
     <w:abstractNumId w:val="14"/>
   </w:num>
-  <w:num w:numId="11">
+  <w:num w:numId="11" w16cid:durableId="708145963">
     <w:abstractNumId w:val="0"/>
   </w:num>
-  <w:num w:numId="12">
+  <w:num w:numId="12" w16cid:durableId="807011038">
     <w:abstractNumId w:val="5"/>
   </w:num>
-  <w:num w:numId="13">
+  <w:num w:numId="13" w16cid:durableId="1620451778">
     <w:abstractNumId w:val="1"/>
   </w:num>
-  <w:num w:numId="14">
+  <w:num w:numId="14" w16cid:durableId="1598438246">
     <w:abstractNumId w:val="6"/>
   </w:num>
-  <w:num w:numId="15">
+  <w:num w:numId="15" w16cid:durableId="505557366">
     <w:abstractNumId w:val="12"/>
   </w:num>
 </w:numbering>
 </file>
 
 <file path=word/styles.xml><?xml version="1.0" encoding="utf-8"?>
-<w:styles xmlns:mc="http://schemas.openxmlformats.org/markup-compatibility/2006" xmlns:r="http://schemas.openxmlformats.org/officeDocument/2006/relationships" xmlns:w="http://schemas.openxmlformats.org/wordprocessingml/2006/main" xmlns:w14="http://schemas.microsoft.com/office/word/2010/wordml" xmlns:w15="http://schemas.microsoft.com/office/word/2012/wordml" xmlns:w16cex="http://schemas.microsoft.com/office/word/2018/wordml/cex" xmlns:w16cid="http://schemas.microsoft.com/office/word/2016/wordml/cid" xmlns:w16="http://schemas.microsoft.com/office/word/2018/wordml" xmlns:w16se="http://schemas.microsoft.com/office/word/2015/wordml/symex" mc:Ignorable="w14 w15 w16se w16cid w16 w16cex">
+<w:styles xmlns:mc="http://schemas.openxmlformats.org/markup-compatibility/2006" xmlns:r="http://schemas.openxmlformats.org/officeDocument/2006/relationships" xmlns:w="http://schemas.openxmlformats.org/wordprocessingml/2006/main" xmlns:w14="http://schemas.microsoft.com/office/word/2010/wordml" xmlns:w15="http://schemas.microsoft.com/office/word/2012/wordml" xmlns:w16cex="http://schemas.microsoft.com/office/word/2018/wordml/cex" xmlns:w16cid="http://schemas.microsoft.com/office/word/2016/wordml/cid" xmlns:w16="http://schemas.microsoft.com/office/word/2018/wordml" xmlns:w16du="http://schemas.microsoft.com/office/word/2023/wordml/word16du" xmlns:w16sdtdh="http://schemas.microsoft.com/office/word/2020/wordml/sdtdatahash" xmlns:w16sdtfl="http://schemas.microsoft.com/office/word/2024/wordml/sdtformatlock" xmlns:w16se="http://schemas.microsoft.com/office/word/2015/wordml/symex" mc:Ignorable="w14 w15 w16se w16cid w16 w16cex w16sdtdh w16sdtfl w16du">
   <w:docDefaults>
     <w:rPrDefault>
       <w:rPr>
@@ -3361,4 +3525,16 @@
     </a:ext>
   </a:extLst>
 </a:theme>
+</file>
+
+<file path=customXml/item1.xml><?xml version="1.0" encoding="utf-8"?>
+<b:Sources xmlns:b="http://schemas.openxmlformats.org/officeDocument/2006/bibliography" xmlns="http://schemas.openxmlformats.org/officeDocument/2006/bibliography" SelectedStyle="\APASixthEditionOfficeOnline.xsl" StyleName="APA" Version="6"/>
+</file>
+
+<file path=customXml/itemProps1.xml><?xml version="1.0" encoding="utf-8"?>
+<ds:datastoreItem xmlns:ds="http://schemas.openxmlformats.org/officeDocument/2006/customXml" ds:itemID="{F8A5E6AA-6D91-4EBF-861B-F9FFAB567174}">
+  <ds:schemaRefs>
+    <ds:schemaRef ds:uri="http://schemas.openxmlformats.org/officeDocument/2006/bibliography"/>
+  </ds:schemaRefs>
+</ds:datastoreItem>
 </file>